--- a/policies.docx
+++ b/policies.docx
@@ -20,7 +20,7 @@
       <w:r>
         <w:t xml:space="preserve"> </w:t>
       </w:r>
-      <w:hyperlink r:id="rId20">
+      <w:hyperlink r:id="rId9">
         <w:r>
           <w:rPr>
             <w:rStyle w:val="Hyperlink"/>
@@ -32,7 +32,7 @@
         <w:t xml:space="preserve">.</w:t>
       </w:r>
     </w:p>
-    <w:bookmarkStart w:id="21" w:name="academic-drop-deadline"/>
+    <w:bookmarkStart w:id="10" w:name="academic-drop-deadline"/>
     <w:p>
       <w:pPr>
         <w:pStyle w:val="Heading2"/>
@@ -46,35 +46,11 @@
         <w:pStyle w:val="FirstParagraph"/>
       </w:pPr>
       <w:r>
-        <w:t xml:space="preserve">As part of our efforts to track satisfactory academic progress, the Academic Drop Deadline and the Financial Drop deadline will both occur on September 15, 2025, for the fall semester and February 2, 2026, for the spring semester. Students may still withdraw from courses after these deadlines; this would place a</w:t>
-      </w:r>
-      <w:r>
-        <w:t xml:space="preserve"> </w:t>
-      </w:r>
-      <w:r>
-        <w:t xml:space="preserve">‘WD’</w:t>
-      </w:r>
-      <w:r>
-        <w:t xml:space="preserve"> </w:t>
-      </w:r>
-      <w:r>
-        <w:t xml:space="preserve">grade on their transcripts. Students enrolled in</w:t>
-      </w:r>
-      <w:r>
-        <w:t xml:space="preserve"> </w:t>
-      </w:r>
-      <w:r>
-        <w:t xml:space="preserve">“flex”</w:t>
-      </w:r>
-      <w:r>
-        <w:t xml:space="preserve"> </w:t>
-      </w:r>
-      <w:r>
-        <w:t xml:space="preserve">classes (Flexibly formatted classes) have different deadlines and will need to check MySlice for the Academic and Financial Drop deadlines that pertains to their class.</w:t>
-      </w:r>
-    </w:p>
-    <w:bookmarkEnd w:id="21"/>
-    <w:bookmarkStart w:id="24" w:name="academic-integrity"/>
+        <w:t xml:space="preserve">As part of our efforts to track satisfactory academic progress, the Academic Drop Deadline and the Financial Drop deadline will both occur on September 15, 2025, for the fall semester and February 2, 2026, for the spring semester. Students may still withdraw from courses after these deadlines; this would place a ‘WD’ grade on their transcripts. Students enrolled in “flex” classes (Flexibly formatted classes) have different deadlines and will need to check MySlice for the Academic and Financial Drop deadlines that pertains to their class.</w:t>
+      </w:r>
+    </w:p>
+    <w:bookmarkEnd w:id="10"/>
+    <w:bookmarkStart w:id="13" w:name="academic-integrity"/>
     <w:p>
       <w:pPr>
         <w:pStyle w:val="Heading2"/>
@@ -93,7 +69,7 @@
       <w:r>
         <w:t xml:space="preserve"> </w:t>
       </w:r>
-      <w:hyperlink r:id="rId22">
+      <w:hyperlink r:id="rId11">
         <w:r>
           <w:rPr>
             <w:rStyle w:val="Hyperlink"/>
@@ -110,7 +86,7 @@
       <w:r>
         <w:t xml:space="preserve"> </w:t>
       </w:r>
-      <w:hyperlink r:id="rId23">
+      <w:hyperlink r:id="rId12">
         <w:r>
           <w:rPr>
             <w:rStyle w:val="Hyperlink"/>
@@ -141,8 +117,8 @@
         <w:t xml:space="preserve">Students found in violation of the policy are subject to grade sanctions determined by the course instructor and non-grade sanctions determined by the School or College where the course is offered. Students may not drop or withdraw from courses in which they face a suspected violation. Any established violation in this course may result in course failure regardless of violation level.</w:t>
       </w:r>
     </w:p>
-    <w:bookmarkEnd w:id="24"/>
-    <w:bookmarkStart w:id="26" w:name="artificial-intelligence"/>
+    <w:bookmarkEnd w:id="13"/>
+    <w:bookmarkStart w:id="15" w:name="artificial-intelligence"/>
     <w:p>
       <w:pPr>
         <w:pStyle w:val="Heading2"/>
@@ -185,7 +161,7 @@
       <w:r>
         <w:t xml:space="preserve"> </w:t>
       </w:r>
-      <w:hyperlink r:id="rId25">
+      <w:hyperlink r:id="rId14">
         <w:r>
           <w:rPr>
             <w:rStyle w:val="Hyperlink"/>
@@ -197,8 +173,8 @@
         <w:t xml:space="preserve">.</w:t>
       </w:r>
     </w:p>
-    <w:bookmarkEnd w:id="26"/>
-    <w:bookmarkStart w:id="27" w:name="academic-integrity-online"/>
+    <w:bookmarkEnd w:id="15"/>
+    <w:bookmarkStart w:id="16" w:name="academic-integrity-online"/>
     <w:p>
       <w:pPr>
         <w:pStyle w:val="Heading2"/>
@@ -223,8 +199,8 @@
         <w:t xml:space="preserve">Using websites that charge fees or require uploading of course material (e.g., Chegg, Course Hero) to obtain exam solutions or assignments completed by others and present the work as your own violates academic integrity expectations in this course and may be classified as a Level 3 violation, resulting in suspension or expulsion from Syracuse University.</w:t>
       </w:r>
     </w:p>
-    <w:bookmarkEnd w:id="27"/>
-    <w:bookmarkStart w:id="31" w:name="attendance-policy"/>
+    <w:bookmarkEnd w:id="16"/>
+    <w:bookmarkStart w:id="20" w:name="attendance-policy"/>
     <w:p>
       <w:pPr>
         <w:pStyle w:val="Heading2"/>
@@ -245,7 +221,7 @@
       <w:pPr>
         <w:pStyle w:val="BodyText"/>
       </w:pPr>
-      <w:hyperlink r:id="rId28">
+      <w:hyperlink r:id="rId17">
         <w:r>
           <w:rPr>
             <w:rStyle w:val="Hyperlink"/>
@@ -256,7 +232,7 @@
       <w:r>
         <w:t xml:space="preserve"> </w:t>
       </w:r>
-      <w:hyperlink r:id="rId29">
+      <w:hyperlink r:id="rId18">
         <w:r>
           <w:rPr>
             <w:rStyle w:val="Hyperlink"/>
@@ -270,19 +246,7 @@
         <w:pStyle w:val="BodyText"/>
       </w:pPr>
       <w:r>
-        <w:t xml:space="preserve">If a student is unable to participate in-person or virtually for an extended period of time (48 hours or more), the student may request an absence notification from their home school/college Dean’s Office or through Student Outreach and Support office. Instructors will be notified via the</w:t>
-      </w:r>
-      <w:r>
-        <w:t xml:space="preserve"> </w:t>
-      </w:r>
-      <w:r>
-        <w:t xml:space="preserve">“Absence Notification”</w:t>
-      </w:r>
-      <w:r>
-        <w:t xml:space="preserve"> </w:t>
-      </w:r>
-      <w:r>
-        <w:t xml:space="preserve">flag in Orange SUccess.</w:t>
+        <w:t xml:space="preserve">If a student is unable to participate in-person or virtually for an extended period of time (48 hours or more), the student may request an absence notification from their home school/college Dean’s Office or through Student Outreach and Support office. Instructors will be notified via the “Absence Notification” flag in Orange SUccess.</w:t>
       </w:r>
     </w:p>
     <w:p>
@@ -303,7 +267,7 @@
       <w:r>
         <w:t xml:space="preserve"> </w:t>
       </w:r>
-      <w:hyperlink r:id="rId30">
+      <w:hyperlink r:id="rId19">
         <w:r>
           <w:rPr>
             <w:rStyle w:val="Hyperlink"/>
@@ -315,8 +279,8 @@
         <w:t xml:space="preserve">.</w:t>
       </w:r>
     </w:p>
-    <w:bookmarkEnd w:id="31"/>
-    <w:bookmarkStart w:id="35" w:name="blackboard"/>
+    <w:bookmarkEnd w:id="20"/>
+    <w:bookmarkStart w:id="24" w:name="blackboard"/>
     <w:p>
       <w:pPr>
         <w:pStyle w:val="Heading2"/>
@@ -343,7 +307,7 @@
       <w:r>
         <w:t xml:space="preserve"> </w:t>
       </w:r>
-      <w:hyperlink r:id="rId32">
+      <w:hyperlink r:id="rId21">
         <w:r>
           <w:rPr>
             <w:rStyle w:val="Hyperlink"/>
@@ -357,7 +321,7 @@
       <w:r>
         <w:t xml:space="preserve"> </w:t>
       </w:r>
-      <w:hyperlink r:id="rId33">
+      <w:hyperlink r:id="rId22">
         <w:r>
           <w:rPr>
             <w:rStyle w:val="Hyperlink"/>
@@ -371,7 +335,7 @@
       <w:r>
         <w:t xml:space="preserve"> </w:t>
       </w:r>
-      <w:hyperlink r:id="rId34">
+      <w:hyperlink r:id="rId23">
         <w:r>
           <w:rPr>
             <w:rStyle w:val="Hyperlink"/>
@@ -383,8 +347,8 @@
         <w:t xml:space="preserve">.</w:t>
       </w:r>
     </w:p>
-    <w:bookmarkEnd w:id="35"/>
-    <w:bookmarkStart w:id="37" w:name="discrimination-and-harassment"/>
+    <w:bookmarkEnd w:id="24"/>
+    <w:bookmarkStart w:id="26" w:name="discrimination-and-harassment"/>
     <w:p>
       <w:pPr>
         <w:pStyle w:val="Heading2"/>
@@ -398,7 +362,7 @@
         <w:pStyle w:val="FirstParagraph"/>
       </w:pPr>
       <w:r>
-        <w:t xml:space="preserve">The University does not discriminate and prohibits harassment or discrimination related to any protected category including creed, ethnicity, citizenship, sexual orientation, national origin, sex, gender, pregnancy, reproductive health decisions, disability, marital status, political or social affiliation, age, race, color, veteran status, military status, religion, sexual orientation, domestic violence status, genetic information, gender identity, gender expression or perceived gender.</w:t>
+        <w:t xml:space="preserve">The University does not discriminate and prohibits harassment or discrimination related to any protected category including creed, ethnicity, citizenship, sexual orientation, national origin, sex, gender, pregnancy, reproductive health decisions, disability, marital status, political or social affiliation, age, race, color, veteran status, military status, religion, domestic violence status, genetic information, gender identity, gender expression or perceived gender.</w:t>
       </w:r>
     </w:p>
     <w:p>
@@ -411,7 +375,7 @@
       <w:r>
         <w:t xml:space="preserve"> </w:t>
       </w:r>
-      <w:hyperlink r:id="rId36">
+      <w:hyperlink r:id="rId25">
         <w:r>
           <w:rPr>
             <w:rStyle w:val="Hyperlink"/>
@@ -423,8 +387,8 @@
         <w:t xml:space="preserve">; or by telephone: 315-443-4018.</w:t>
       </w:r>
     </w:p>
-    <w:bookmarkEnd w:id="37"/>
-    <w:bookmarkStart w:id="38" w:name="diversity"/>
+    <w:bookmarkEnd w:id="26"/>
+    <w:bookmarkStart w:id="27" w:name="diversity"/>
     <w:p>
       <w:pPr>
         <w:pStyle w:val="Heading2"/>
@@ -441,8 +405,8 @@
         <w:t xml:space="preserve">It is the intent of this course for students from all diverse backgrounds and perspectives to be well served by this course, that students’ learning needs be addressed both in and out of class, and that the diversity that students bring to this class be viewed as a resource, strength, and benefit. It is also critical to present materials and activities that are respectful of diversity: gender, sexuality, disability, age, socioeconomic status, ethnicity, race, and culture. Your suggestions are encouraged and appreciated. Please let your instructor know ways to improve the effectiveness of the course for you personally or for other students or student groups.</w:t>
       </w:r>
     </w:p>
-    <w:bookmarkEnd w:id="38"/>
-    <w:bookmarkStart w:id="40" w:name="inclusion"/>
+    <w:bookmarkEnd w:id="27"/>
+    <w:bookmarkStart w:id="29" w:name="inclusion"/>
     <w:p>
       <w:pPr>
         <w:pStyle w:val="Heading2"/>
@@ -485,7 +449,7 @@
       <w:r>
         <w:t xml:space="preserve"> </w:t>
       </w:r>
-      <w:hyperlink r:id="rId39">
+      <w:hyperlink r:id="rId28">
         <w:r>
           <w:rPr>
             <w:rStyle w:val="Hyperlink"/>
@@ -508,8 +472,8 @@
         <w:t xml:space="preserve">The CDR is responsible for coordinating disability-related academic accommodations and will work with the student to develop an access plan. Since academic accommodations may require early planning and generally are not provided retroactively, please contact CDR as soon as possible.</w:t>
       </w:r>
     </w:p>
-    <w:bookmarkEnd w:id="40"/>
-    <w:bookmarkStart w:id="42" w:name="faith-and-religious-accommodations"/>
+    <w:bookmarkEnd w:id="29"/>
+    <w:bookmarkStart w:id="31" w:name="faith-and-religious-accommodations"/>
     <w:p>
       <w:pPr>
         <w:pStyle w:val="Heading2"/>
@@ -522,7 +486,7 @@
       <w:pPr>
         <w:pStyle w:val="FirstParagraph"/>
       </w:pPr>
-      <w:hyperlink r:id="rId41">
+      <w:hyperlink r:id="rId30">
         <w:r>
           <w:rPr>
             <w:rStyle w:val="Hyperlink"/>
@@ -537,8 +501,8 @@
         <w:t xml:space="preserve">recognizes the diversity of faiths represented in the campus community and protects the rights of students, faculty, and staff to observe religious holy days according to their traditions. Under the policy, students are given an opportunity to make up any examination, study, or work requirements that may be missed due to a religious observance, provided they notify their instructors no later than the academic drop deadline. For observances occurring before the drop deadline, notification is required at least two academic days in advance. Students may enter their observances in MySlice under Student Services/Enrollment/My Religious Observances/Add a Notification.</w:t>
       </w:r>
     </w:p>
-    <w:bookmarkEnd w:id="42"/>
-    <w:bookmarkStart w:id="44" w:name="health-and-wellness"/>
+    <w:bookmarkEnd w:id="31"/>
+    <w:bookmarkStart w:id="33" w:name="health-and-wellness"/>
     <w:p>
       <w:pPr>
         <w:pStyle w:val="Heading2"/>
@@ -557,7 +521,7 @@
       <w:r>
         <w:t xml:space="preserve"> </w:t>
       </w:r>
-      <w:hyperlink r:id="rId43">
+      <w:hyperlink r:id="rId32">
         <w:r>
           <w:rPr>
             <w:rStyle w:val="Hyperlink"/>
@@ -572,7 +536,7 @@
         <w:t xml:space="preserve">and seek out support for mental health concerns as needed. Counseling services are available 24/7, 365 days, at 315-443-8000.</w:t>
       </w:r>
     </w:p>
-    <w:bookmarkEnd w:id="44"/>
+    <w:bookmarkEnd w:id="33"/>
     <w:sectPr>
       <w:footnotePr>
         <w:numRestart w:val="eachSect"/>
@@ -694,10 +658,10 @@
   <w:docDefaults>
     <w:rPrDefault>
       <w:rPr>
-        <w:rFonts w:asciiTheme="minorHAnsi" w:cstheme="minorBidi" w:eastAsiaTheme="minorHAnsi" w:hAnsiTheme="minorHAnsi"/>
+        <w:rFonts w:asciiTheme="minorHAnsi" w:cstheme="minorBidi" w:eastAsiaTheme="minorEastAsia" w:hAnsiTheme="minorHAnsi"/>
         <w:sz w:val="24"/>
         <w:szCs w:val="24"/>
-        <w:lang w:bidi="ar-SA" w:eastAsia="en-US" w:val="en-US"/>
+        <w:lang w:bidi="ar-SA" w:eastAsia="zh-CN" w:val="en-US"/>
       </w:rPr>
     </w:rPrDefault>
     <w:pPrDefault>
@@ -1238,13 +1202,6 @@
       </w:tblCellMar>
     </w:tblPr>
     <w:tblStylePr w:type="firstRow">
-      <w:tblPr>
-        <w:jc w:val="left"/>
-        <w:tblInd w:type="dxa" w:w="0"/>
-      </w:tblPr>
-      <w:trPr>
-        <w:jc w:val="left"/>
-      </w:trPr>
       <w:tcPr>
         <w:tcBorders>
           <w:bottom w:val="single"/>
